--- a/chapter1/letters/Support_Letter_Ikaheimo.docx
+++ b/chapter1/letters/Support_Letter_Ikaheimo.docx
@@ -82,7 +82,7 @@
         <w:jc w:val="both"/>
       </w:pPr>
       <w:r>
-        <w:t>Subject to the publishing contract, I intend to contribute the section on solid-rotor induction machines, which is the topology behind a large part of industrial high-speed drive practice and which is better described by someone who builds them than from the literature; the sections on manufacture and tolerance control, and on qualification against API 617, API 541 and IEC 60034-25, in the industrial case-study chapter; and, subject to my employer's agreement, photographs and material from machines we have built. I have worked on [the research and development of electrical machines] at ABB for [number] years, including [the work to be named here].</w:t>
+        <w:t>Subject to the publishing contract, I intend to contribute the sections on induction machines, solid-rotor and laminated, which are the topologies behind a large part of industrial high-speed drive practice and which are better described by someone who builds them than from the literature; the sections on manufacture and tolerance control, and on qualification against API 617, API 541 and IEC 60034-25, in the industrial case-study chapter; and, subject to my employer's agreement, photographs and material from machines we have built. I have worked on [the research and development of electrical machines] at ABB for [number] years, including [the work to be named here].</w:t>
       </w:r>
     </w:p>
     <w:p>
